--- a/5 NOITES COM O LEO.docx
+++ b/5 NOITES COM O LEO.docx
@@ -188,6 +188,7 @@
         <w:rPr>
           <w:b/>
           <w:bCs/>
+          <w:noProof/>
           <w:sz w:val="36"/>
           <w:szCs w:val="36"/>
         </w:rPr>
@@ -273,6 +274,7 @@
         <w:rPr>
           <w:b/>
           <w:bCs/>
+          <w:noProof/>
           <w:sz w:val="36"/>
           <w:szCs w:val="36"/>
         </w:rPr>
@@ -312,6 +314,540 @@
           </wp:inline>
         </w:drawing>
       </w:r>
+    </w:p>
+    <w:p>
+      <w:pPr>
+        <w:jc w:val="center"/>
+        <w:rPr>
+          <w:b/>
+          <w:bCs/>
+          <w:sz w:val="52"/>
+          <w:szCs w:val="52"/>
+        </w:rPr>
+      </w:pPr>
+    </w:p>
+    <w:p>
+      <w:pPr>
+        <w:jc w:val="center"/>
+        <w:rPr>
+          <w:b/>
+          <w:bCs/>
+          <w:sz w:val="52"/>
+          <w:szCs w:val="52"/>
+        </w:rPr>
+      </w:pPr>
+      <w:r>
+        <w:rPr>
+          <w:b/>
+          <w:bCs/>
+          <w:sz w:val="52"/>
+          <w:szCs w:val="52"/>
+        </w:rPr>
+        <w:t>MOSCOW</w:t>
+      </w:r>
+    </w:p>
+    <w:p>
+      <w:pPr>
+        <w:jc w:val="center"/>
+        <w:rPr>
+          <w:sz w:val="36"/>
+          <w:szCs w:val="36"/>
+        </w:rPr>
+      </w:pPr>
+      <w:r>
+        <w:rPr>
+          <w:b/>
+          <w:bCs/>
+          <w:sz w:val="36"/>
+          <w:szCs w:val="36"/>
+        </w:rPr>
+        <w:t xml:space="preserve">MUST: </w:t>
+      </w:r>
+      <w:r>
+        <w:rPr>
+          <w:sz w:val="36"/>
+          <w:szCs w:val="36"/>
+        </w:rPr>
+        <w:t>O Leo, sem ela o jogo não faz sentido</w:t>
+      </w:r>
+      <w:r>
+        <w:rPr>
+          <w:sz w:val="36"/>
+          <w:szCs w:val="36"/>
+        </w:rPr>
+        <w:t xml:space="preserve"> </w:t>
+      </w:r>
+    </w:p>
+    <w:p>
+      <w:pPr>
+        <w:jc w:val="center"/>
+        <w:rPr>
+          <w:sz w:val="36"/>
+          <w:szCs w:val="36"/>
+        </w:rPr>
+      </w:pPr>
+      <w:r>
+        <w:rPr>
+          <w:b/>
+          <w:bCs/>
+          <w:sz w:val="36"/>
+          <w:szCs w:val="36"/>
+        </w:rPr>
+        <w:t>SHOULD HAVE</w:t>
+      </w:r>
+      <w:r>
+        <w:rPr>
+          <w:b/>
+          <w:bCs/>
+          <w:sz w:val="36"/>
+          <w:szCs w:val="36"/>
+        </w:rPr>
+        <w:t>:</w:t>
+      </w:r>
+      <w:r>
+        <w:rPr>
+          <w:sz w:val="36"/>
+          <w:szCs w:val="36"/>
+        </w:rPr>
+        <w:t xml:space="preserve"> </w:t>
+      </w:r>
+      <w:r>
+        <w:rPr>
+          <w:sz w:val="36"/>
+          <w:szCs w:val="36"/>
+        </w:rPr>
+        <w:t>As câmeras e muito importante, mas funcionária sem</w:t>
+      </w:r>
+    </w:p>
+    <w:p>
+      <w:pPr>
+        <w:jc w:val="center"/>
+        <w:rPr>
+          <w:sz w:val="36"/>
+          <w:szCs w:val="36"/>
+        </w:rPr>
+      </w:pPr>
+      <w:r>
+        <w:rPr>
+          <w:b/>
+          <w:bCs/>
+          <w:sz w:val="36"/>
+          <w:szCs w:val="36"/>
+        </w:rPr>
+        <w:t>CLOUD HAVE</w:t>
+      </w:r>
+      <w:r>
+        <w:rPr>
+          <w:b/>
+          <w:bCs/>
+          <w:sz w:val="36"/>
+          <w:szCs w:val="36"/>
+        </w:rPr>
+        <w:t xml:space="preserve">: </w:t>
+      </w:r>
+      <w:r>
+        <w:rPr>
+          <w:sz w:val="36"/>
+          <w:szCs w:val="36"/>
+        </w:rPr>
+        <w:t>A Lore do jogo, e legal, mas não é importante</w:t>
+      </w:r>
+      <w:r>
+        <w:rPr>
+          <w:sz w:val="36"/>
+          <w:szCs w:val="36"/>
+        </w:rPr>
+        <w:t xml:space="preserve"> </w:t>
+      </w:r>
+    </w:p>
+    <w:p>
+      <w:pPr>
+        <w:jc w:val="center"/>
+        <w:rPr>
+          <w:sz w:val="36"/>
+          <w:szCs w:val="36"/>
+        </w:rPr>
+      </w:pPr>
+      <w:r>
+        <w:rPr>
+          <w:b/>
+          <w:bCs/>
+          <w:sz w:val="36"/>
+          <w:szCs w:val="36"/>
+        </w:rPr>
+        <w:t>HONT HAVE</w:t>
+      </w:r>
+      <w:r>
+        <w:rPr>
+          <w:b/>
+          <w:bCs/>
+          <w:sz w:val="36"/>
+          <w:szCs w:val="36"/>
+        </w:rPr>
+        <w:t xml:space="preserve">: </w:t>
+      </w:r>
+      <w:r>
+        <w:rPr>
+          <w:sz w:val="36"/>
+          <w:szCs w:val="36"/>
+        </w:rPr>
+        <w:t>Modo online, nem faz sentido ter isso</w:t>
+      </w:r>
+      <w:r>
+        <w:rPr>
+          <w:sz w:val="36"/>
+          <w:szCs w:val="36"/>
+        </w:rPr>
+        <w:t xml:space="preserve"> </w:t>
+      </w:r>
+    </w:p>
+    <w:p>
+      <w:pPr>
+        <w:jc w:val="center"/>
+        <w:rPr>
+          <w:sz w:val="36"/>
+          <w:szCs w:val="36"/>
+        </w:rPr>
+      </w:pPr>
+    </w:p>
+    <w:p>
+      <w:pPr>
+        <w:jc w:val="center"/>
+        <w:rPr>
+          <w:sz w:val="36"/>
+          <w:szCs w:val="36"/>
+        </w:rPr>
+      </w:pPr>
+    </w:p>
+    <w:p>
+      <w:pPr>
+        <w:jc w:val="center"/>
+        <w:rPr>
+          <w:b/>
+          <w:bCs/>
+          <w:sz w:val="52"/>
+          <w:szCs w:val="52"/>
+        </w:rPr>
+      </w:pPr>
+      <w:r>
+        <w:rPr>
+          <w:b/>
+          <w:bCs/>
+          <w:sz w:val="52"/>
+          <w:szCs w:val="52"/>
+        </w:rPr>
+        <w:t>MATRIZ X ESFORÇO</w:t>
+      </w:r>
+    </w:p>
+    <w:p>
+      <w:pPr>
+        <w:jc w:val="center"/>
+        <w:rPr>
+          <w:sz w:val="36"/>
+          <w:szCs w:val="36"/>
+        </w:rPr>
+      </w:pPr>
+      <w:r>
+        <w:rPr>
+          <w:b/>
+          <w:bCs/>
+          <w:sz w:val="36"/>
+          <w:szCs w:val="36"/>
+        </w:rPr>
+        <w:t xml:space="preserve">TIRO CERTO: </w:t>
+      </w:r>
+      <w:r>
+        <w:rPr>
+          <w:sz w:val="36"/>
+          <w:szCs w:val="36"/>
+        </w:rPr>
+        <w:t>O</w:t>
+      </w:r>
+      <w:r>
+        <w:rPr>
+          <w:sz w:val="36"/>
+          <w:szCs w:val="36"/>
+        </w:rPr>
+        <w:t xml:space="preserve"> Leo se ele ninguém vai querer jogar</w:t>
+      </w:r>
+    </w:p>
+    <w:p>
+      <w:pPr>
+        <w:jc w:val="center"/>
+        <w:rPr>
+          <w:sz w:val="36"/>
+          <w:szCs w:val="36"/>
+        </w:rPr>
+      </w:pPr>
+      <w:r>
+        <w:rPr>
+          <w:b/>
+          <w:bCs/>
+          <w:sz w:val="36"/>
+          <w:szCs w:val="36"/>
+        </w:rPr>
+        <w:t>GRANDE APOSTA</w:t>
+      </w:r>
+      <w:r>
+        <w:rPr>
+          <w:b/>
+          <w:bCs/>
+          <w:sz w:val="36"/>
+          <w:szCs w:val="36"/>
+        </w:rPr>
+        <w:t xml:space="preserve">: </w:t>
+      </w:r>
+      <w:r>
+        <w:rPr>
+          <w:sz w:val="36"/>
+          <w:szCs w:val="36"/>
+        </w:rPr>
+        <w:t>Mecânicas diferentes para cada professor</w:t>
+      </w:r>
+    </w:p>
+    <w:p>
+      <w:pPr>
+        <w:jc w:val="center"/>
+        <w:rPr>
+          <w:sz w:val="36"/>
+          <w:szCs w:val="36"/>
+        </w:rPr>
+      </w:pPr>
+      <w:r>
+        <w:rPr>
+          <w:b/>
+          <w:bCs/>
+          <w:sz w:val="36"/>
+          <w:szCs w:val="36"/>
+        </w:rPr>
+        <w:t>ARMADILHA</w:t>
+      </w:r>
+      <w:r>
+        <w:rPr>
+          <w:b/>
+          <w:bCs/>
+          <w:sz w:val="36"/>
+          <w:szCs w:val="36"/>
+        </w:rPr>
+        <w:t xml:space="preserve">: </w:t>
+      </w:r>
+      <w:r>
+        <w:rPr>
+          <w:sz w:val="36"/>
+          <w:szCs w:val="36"/>
+        </w:rPr>
+        <w:t>Muitas questões nas provas e muitas noites</w:t>
+      </w:r>
+    </w:p>
+    <w:p>
+      <w:pPr>
+        <w:jc w:val="center"/>
+        <w:rPr>
+          <w:sz w:val="36"/>
+          <w:szCs w:val="36"/>
+        </w:rPr>
+      </w:pPr>
+    </w:p>
+    <w:p>
+      <w:pPr>
+        <w:rPr>
+          <w:sz w:val="36"/>
+          <w:szCs w:val="36"/>
+        </w:rPr>
+      </w:pPr>
+      <w:r>
+        <w:rPr>
+          <w:sz w:val="36"/>
+          <w:szCs w:val="36"/>
+        </w:rPr>
+        <w:br w:type="page"/>
+      </w:r>
+    </w:p>
+    <w:p>
+      <w:pPr>
+        <w:jc w:val="center"/>
+        <w:rPr>
+          <w:b/>
+          <w:bCs/>
+          <w:sz w:val="52"/>
+          <w:szCs w:val="52"/>
+        </w:rPr>
+      </w:pPr>
+      <w:r>
+        <w:rPr>
+          <w:b/>
+          <w:bCs/>
+          <w:sz w:val="52"/>
+          <w:szCs w:val="52"/>
+        </w:rPr>
+        <w:lastRenderedPageBreak/>
+        <w:t>WIRWFRAMES</w:t>
+      </w:r>
+      <w:r>
+        <w:rPr>
+          <w:b/>
+          <w:bCs/>
+          <w:sz w:val="36"/>
+          <w:szCs w:val="36"/>
+        </w:rPr>
+        <w:drawing>
+          <wp:inline distT="0" distB="0" distL="0" distR="0" wp14:anchorId="5A2390FC" wp14:editId="09FC0498">
+            <wp:extent cx="4155440" cy="1785668"/>
+            <wp:effectExtent l="0" t="0" r="0" b="5080"/>
+            <wp:docPr id="3" name="Imagem 3"/>
+            <wp:cNvGraphicFramePr>
+              <a:graphicFrameLocks xmlns:a="http://schemas.openxmlformats.org/drawingml/2006/main" noChangeAspect="1"/>
+            </wp:cNvGraphicFramePr>
+            <a:graphic xmlns:a="http://schemas.openxmlformats.org/drawingml/2006/main">
+              <a:graphicData uri="http://schemas.openxmlformats.org/drawingml/2006/picture">
+                <pic:pic xmlns:pic="http://schemas.openxmlformats.org/drawingml/2006/picture">
+                  <pic:nvPicPr>
+                    <pic:cNvPr id="1" name=""/>
+                    <pic:cNvPicPr/>
+                  </pic:nvPicPr>
+                  <pic:blipFill>
+                    <a:blip r:embed="rId6"/>
+                    <a:stretch>
+                      <a:fillRect/>
+                    </a:stretch>
+                  </pic:blipFill>
+                  <pic:spPr>
+                    <a:xfrm>
+                      <a:off x="0" y="0"/>
+                      <a:ext cx="4207231" cy="1807924"/>
+                    </a:xfrm>
+                    <a:prstGeom prst="rect">
+                      <a:avLst/>
+                    </a:prstGeom>
+                  </pic:spPr>
+                </pic:pic>
+              </a:graphicData>
+            </a:graphic>
+          </wp:inline>
+        </w:drawing>
+      </w:r>
+    </w:p>
+    <w:p>
+      <w:pPr>
+        <w:jc w:val="center"/>
+        <w:rPr>
+          <w:noProof/>
+        </w:rPr>
+      </w:pPr>
+      <w:r>
+        <w:rPr>
+          <w:b/>
+          <w:bCs/>
+          <w:sz w:val="36"/>
+          <w:szCs w:val="36"/>
+        </w:rPr>
+        <w:drawing>
+          <wp:inline distT="0" distB="0" distL="0" distR="0" wp14:anchorId="67174576" wp14:editId="7A5B5EEA">
+            <wp:extent cx="4152585" cy="1699404"/>
+            <wp:effectExtent l="0" t="0" r="635" b="0"/>
+            <wp:docPr id="4" name="Imagem 4"/>
+            <wp:cNvGraphicFramePr>
+              <a:graphicFrameLocks xmlns:a="http://schemas.openxmlformats.org/drawingml/2006/main" noChangeAspect="1"/>
+            </wp:cNvGraphicFramePr>
+            <a:graphic xmlns:a="http://schemas.openxmlformats.org/drawingml/2006/main">
+              <a:graphicData uri="http://schemas.openxmlformats.org/drawingml/2006/picture">
+                <pic:pic xmlns:pic="http://schemas.openxmlformats.org/drawingml/2006/picture">
+                  <pic:nvPicPr>
+                    <pic:cNvPr id="1" name=""/>
+                    <pic:cNvPicPr/>
+                  </pic:nvPicPr>
+                  <pic:blipFill>
+                    <a:blip r:embed="rId7"/>
+                    <a:stretch>
+                      <a:fillRect/>
+                    </a:stretch>
+                  </pic:blipFill>
+                  <pic:spPr>
+                    <a:xfrm>
+                      <a:off x="0" y="0"/>
+                      <a:ext cx="4185903" cy="1713039"/>
+                    </a:xfrm>
+                    <a:prstGeom prst="rect">
+                      <a:avLst/>
+                    </a:prstGeom>
+                  </pic:spPr>
+                </pic:pic>
+              </a:graphicData>
+            </a:graphic>
+          </wp:inline>
+        </w:drawing>
+      </w:r>
+      <w:r>
+        <w:rPr>
+          <w:noProof/>
+        </w:rPr>
+        <w:t xml:space="preserve"> </w:t>
+      </w:r>
+    </w:p>
+    <w:p>
+      <w:pPr>
+        <w:jc w:val="center"/>
+        <w:rPr>
+          <w:b/>
+          <w:bCs/>
+          <w:sz w:val="52"/>
+          <w:szCs w:val="52"/>
+        </w:rPr>
+      </w:pPr>
+      <w:r>
+        <w:rPr>
+          <w:b/>
+          <w:bCs/>
+          <w:sz w:val="52"/>
+          <w:szCs w:val="52"/>
+        </w:rPr>
+        <w:drawing>
+          <wp:inline distT="0" distB="0" distL="0" distR="0" wp14:anchorId="6BDBE231" wp14:editId="1BC0A021">
+            <wp:extent cx="4234518" cy="2035834"/>
+            <wp:effectExtent l="0" t="0" r="0" b="2540"/>
+            <wp:docPr id="5" name="Imagem 5"/>
+            <wp:cNvGraphicFramePr>
+              <a:graphicFrameLocks xmlns:a="http://schemas.openxmlformats.org/drawingml/2006/main" noChangeAspect="1"/>
+            </wp:cNvGraphicFramePr>
+            <a:graphic xmlns:a="http://schemas.openxmlformats.org/drawingml/2006/main">
+              <a:graphicData uri="http://schemas.openxmlformats.org/drawingml/2006/picture">
+                <pic:pic xmlns:pic="http://schemas.openxmlformats.org/drawingml/2006/picture">
+                  <pic:nvPicPr>
+                    <pic:cNvPr id="1" name=""/>
+                    <pic:cNvPicPr/>
+                  </pic:nvPicPr>
+                  <pic:blipFill>
+                    <a:blip r:embed="rId8"/>
+                    <a:stretch>
+                      <a:fillRect/>
+                    </a:stretch>
+                  </pic:blipFill>
+                  <pic:spPr>
+                    <a:xfrm>
+                      <a:off x="0" y="0"/>
+                      <a:ext cx="4247536" cy="2042093"/>
+                    </a:xfrm>
+                    <a:prstGeom prst="rect">
+                      <a:avLst/>
+                    </a:prstGeom>
+                  </pic:spPr>
+                </pic:pic>
+              </a:graphicData>
+            </a:graphic>
+          </wp:inline>
+        </w:drawing>
+      </w:r>
+    </w:p>
+    <w:p>
+      <w:pPr>
+        <w:jc w:val="center"/>
+        <w:rPr>
+          <w:b/>
+          <w:bCs/>
+          <w:sz w:val="36"/>
+          <w:szCs w:val="36"/>
+        </w:rPr>
+      </w:pPr>
     </w:p>
     <w:sectPr>
       <w:pgSz w:w="11906" w:h="16838"/>
